--- a/LLM_and_Enterprise_RAG_Bootcamp/Lab_Walkthroughs/Week_07_Lab_A_raptor_over_the_bootcamp_corpus.docx
+++ b/LLM_and_Enterprise_RAG_Bootcamp/Lab_Walkthroughs/Week_07_Lab_A_raptor_over_the_bootcamp_corpus.docx
@@ -155,6 +155,482 @@
           <w:sz w:val="22"/>
         </w:rPr>
         <w:t>Run the eval set and compare to flat RAG.</w:t>
+      </w:r>
+    </w:p>
+    <w:p>
+      <w:r>
+        <w:rPr>
+          <w:b/>
+          <w:color w:val="1E2761"/>
+          <w:sz w:val="32"/>
+        </w:rPr>
+        <w:t>Starter Code</w:t>
+      </w:r>
+    </w:p>
+    <w:p>
+      <w:r>
+        <w:rPr>
+          <w:color w:val="333333"/>
+          <w:sz w:val="22"/>
+        </w:rPr>
+        <w:t>Copy this into the lab workspace and fill in the marked sections.</w:t>
+      </w:r>
+    </w:p>
+    <w:p>
+      <w:pPr>
+        <w:spacing w:after="0" w:before="0"/>
+      </w:pPr>
+      <w:r>
+        <w:rPr>
+          <w:rFonts w:ascii="Consolas" w:hAnsi="Consolas"/>
+          <w:color w:val="101010"/>
+          <w:sz w:val="18"/>
+        </w:rPr>
+        <w:t>import numpy as np</w:t>
+      </w:r>
+    </w:p>
+    <w:p>
+      <w:pPr>
+        <w:spacing w:after="0" w:before="0"/>
+      </w:pPr>
+      <w:r>
+        <w:rPr>
+          <w:rFonts w:ascii="Consolas" w:hAnsi="Consolas"/>
+          <w:color w:val="101010"/>
+          <w:sz w:val="18"/>
+        </w:rPr>
+        <w:t>import umap</w:t>
+      </w:r>
+    </w:p>
+    <w:p>
+      <w:pPr>
+        <w:spacing w:after="0" w:before="0"/>
+      </w:pPr>
+      <w:r>
+        <w:rPr>
+          <w:rFonts w:ascii="Consolas" w:hAnsi="Consolas"/>
+          <w:color w:val="101010"/>
+          <w:sz w:val="18"/>
+        </w:rPr>
+        <w:t>from sklearn.mixture import GaussianMixture</w:t>
+      </w:r>
+    </w:p>
+    <w:p>
+      <w:pPr>
+        <w:spacing w:after="0" w:before="0"/>
+      </w:pPr>
+      <w:r>
+        <w:rPr>
+          <w:rFonts w:ascii="Consolas" w:hAnsi="Consolas"/>
+          <w:color w:val="101010"/>
+          <w:sz w:val="18"/>
+        </w:rPr>
+        <w:t xml:space="preserve"> </w:t>
+      </w:r>
+    </w:p>
+    <w:p>
+      <w:pPr>
+        <w:spacing w:after="0" w:before="0"/>
+      </w:pPr>
+      <w:r>
+        <w:rPr>
+          <w:rFonts w:ascii="Consolas" w:hAnsi="Consolas"/>
+          <w:color w:val="101010"/>
+          <w:sz w:val="18"/>
+        </w:rPr>
+        <w:t>def cluster_layer(embeddings, max_clusters=12):</w:t>
+      </w:r>
+    </w:p>
+    <w:p>
+      <w:pPr>
+        <w:spacing w:after="0" w:before="0"/>
+      </w:pPr>
+      <w:r>
+        <w:rPr>
+          <w:rFonts w:ascii="Consolas" w:hAnsi="Consolas"/>
+          <w:color w:val="101010"/>
+          <w:sz w:val="18"/>
+        </w:rPr>
+        <w:t xml:space="preserve">    reduced = umap.UMAP(n_components=8, metric='cosine').fit_transform(embeddings)</w:t>
+      </w:r>
+    </w:p>
+    <w:p>
+      <w:pPr>
+        <w:spacing w:after="0" w:before="0"/>
+      </w:pPr>
+      <w:r>
+        <w:rPr>
+          <w:rFonts w:ascii="Consolas" w:hAnsi="Consolas"/>
+          <w:color w:val="101010"/>
+          <w:sz w:val="18"/>
+        </w:rPr>
+        <w:t xml:space="preserve">    n = best_k_by_bic(reduced, max_clusters)</w:t>
+      </w:r>
+    </w:p>
+    <w:p>
+      <w:pPr>
+        <w:spacing w:after="0" w:before="0"/>
+      </w:pPr>
+      <w:r>
+        <w:rPr>
+          <w:rFonts w:ascii="Consolas" w:hAnsi="Consolas"/>
+          <w:color w:val="101010"/>
+          <w:sz w:val="18"/>
+        </w:rPr>
+        <w:t xml:space="preserve">    labels = GaussianMixture(n_components=n).fit_predict(reduced)</w:t>
+      </w:r>
+    </w:p>
+    <w:p>
+      <w:pPr>
+        <w:spacing w:after="0" w:before="0"/>
+      </w:pPr>
+      <w:r>
+        <w:rPr>
+          <w:rFonts w:ascii="Consolas" w:hAnsi="Consolas"/>
+          <w:color w:val="101010"/>
+          <w:sz w:val="18"/>
+        </w:rPr>
+        <w:t xml:space="preserve">    return labels</w:t>
+      </w:r>
+    </w:p>
+    <w:p>
+      <w:pPr>
+        <w:spacing w:after="0" w:before="0"/>
+      </w:pPr>
+      <w:r>
+        <w:rPr>
+          <w:rFonts w:ascii="Consolas" w:hAnsi="Consolas"/>
+          <w:color w:val="101010"/>
+          <w:sz w:val="18"/>
+        </w:rPr>
+        <w:t xml:space="preserve"> </w:t>
+      </w:r>
+    </w:p>
+    <w:p>
+      <w:pPr>
+        <w:spacing w:after="0" w:before="0"/>
+      </w:pPr>
+      <w:r>
+        <w:rPr>
+          <w:rFonts w:ascii="Consolas" w:hAnsi="Consolas"/>
+          <w:color w:val="101010"/>
+          <w:sz w:val="18"/>
+        </w:rPr>
+        <w:t>def summarize_cluster(texts, llm):</w:t>
+      </w:r>
+    </w:p>
+    <w:p>
+      <w:pPr>
+        <w:spacing w:after="0" w:before="0"/>
+      </w:pPr>
+      <w:r>
+        <w:rPr>
+          <w:rFonts w:ascii="Consolas" w:hAnsi="Consolas"/>
+          <w:color w:val="101010"/>
+          <w:sz w:val="18"/>
+        </w:rPr>
+        <w:t xml:space="preserve">    joined = '\n'.join(texts)[:12000]</w:t>
+      </w:r>
+    </w:p>
+    <w:p>
+      <w:pPr>
+        <w:spacing w:after="0" w:before="0"/>
+      </w:pPr>
+      <w:r>
+        <w:rPr>
+          <w:rFonts w:ascii="Consolas" w:hAnsi="Consolas"/>
+          <w:color w:val="101010"/>
+          <w:sz w:val="18"/>
+        </w:rPr>
+        <w:t xml:space="preserve">    return llm(f'Summarize these passages in 150 words, keeping '</w:t>
+      </w:r>
+    </w:p>
+    <w:p>
+      <w:pPr>
+        <w:spacing w:after="0" w:before="0"/>
+      </w:pPr>
+      <w:r>
+        <w:rPr>
+          <w:rFonts w:ascii="Consolas" w:hAnsi="Consolas"/>
+          <w:color w:val="101010"/>
+          <w:sz w:val="18"/>
+        </w:rPr>
+        <w:t xml:space="preserve">               f'named entities exact:\n{joined}')</w:t>
+      </w:r>
+    </w:p>
+    <w:p>
+      <w:pPr>
+        <w:spacing w:after="0" w:before="0"/>
+      </w:pPr>
+      <w:r>
+        <w:rPr>
+          <w:rFonts w:ascii="Consolas" w:hAnsi="Consolas"/>
+          <w:color w:val="101010"/>
+          <w:sz w:val="18"/>
+        </w:rPr>
+        <w:t xml:space="preserve"> </w:t>
+      </w:r>
+    </w:p>
+    <w:p>
+      <w:pPr>
+        <w:spacing w:after="0" w:before="0"/>
+      </w:pPr>
+      <w:r>
+        <w:rPr>
+          <w:rFonts w:ascii="Consolas" w:hAnsi="Consolas"/>
+          <w:color w:val="101010"/>
+          <w:sz w:val="18"/>
+        </w:rPr>
+        <w:t>def build_raptor(chunks, embed, llm, levels=3):</w:t>
+      </w:r>
+    </w:p>
+    <w:p>
+      <w:pPr>
+        <w:spacing w:after="0" w:before="0"/>
+      </w:pPr>
+      <w:r>
+        <w:rPr>
+          <w:rFonts w:ascii="Consolas" w:hAnsi="Consolas"/>
+          <w:color w:val="101010"/>
+          <w:sz w:val="18"/>
+        </w:rPr>
+        <w:t xml:space="preserve">    tree = [list(chunks)]</w:t>
+      </w:r>
+    </w:p>
+    <w:p>
+      <w:pPr>
+        <w:spacing w:after="0" w:before="0"/>
+      </w:pPr>
+      <w:r>
+        <w:rPr>
+          <w:rFonts w:ascii="Consolas" w:hAnsi="Consolas"/>
+          <w:color w:val="101010"/>
+          <w:sz w:val="18"/>
+        </w:rPr>
+        <w:t xml:space="preserve">    for level in range(levels):</w:t>
+      </w:r>
+    </w:p>
+    <w:p>
+      <w:pPr>
+        <w:spacing w:after="0" w:before="0"/>
+      </w:pPr>
+      <w:r>
+        <w:rPr>
+          <w:rFonts w:ascii="Consolas" w:hAnsi="Consolas"/>
+          <w:color w:val="101010"/>
+          <w:sz w:val="18"/>
+        </w:rPr>
+        <w:t xml:space="preserve">        emb = embed([c['text'] for c in tree[-1]])</w:t>
+      </w:r>
+    </w:p>
+    <w:p>
+      <w:pPr>
+        <w:spacing w:after="0" w:before="0"/>
+      </w:pPr>
+      <w:r>
+        <w:rPr>
+          <w:rFonts w:ascii="Consolas" w:hAnsi="Consolas"/>
+          <w:color w:val="101010"/>
+          <w:sz w:val="18"/>
+        </w:rPr>
+        <w:t xml:space="preserve">        labels = cluster_layer(emb)</w:t>
+      </w:r>
+    </w:p>
+    <w:p>
+      <w:pPr>
+        <w:spacing w:after="0" w:before="0"/>
+      </w:pPr>
+      <w:r>
+        <w:rPr>
+          <w:rFonts w:ascii="Consolas" w:hAnsi="Consolas"/>
+          <w:color w:val="101010"/>
+          <w:sz w:val="18"/>
+        </w:rPr>
+        <w:t xml:space="preserve">        parents = []</w:t>
+      </w:r>
+    </w:p>
+    <w:p>
+      <w:pPr>
+        <w:spacing w:after="0" w:before="0"/>
+      </w:pPr>
+      <w:r>
+        <w:rPr>
+          <w:rFonts w:ascii="Consolas" w:hAnsi="Consolas"/>
+          <w:color w:val="101010"/>
+          <w:sz w:val="18"/>
+        </w:rPr>
+        <w:t xml:space="preserve">        for k in sorted(set(labels)):</w:t>
+      </w:r>
+    </w:p>
+    <w:p>
+      <w:pPr>
+        <w:spacing w:after="0" w:before="0"/>
+      </w:pPr>
+      <w:r>
+        <w:rPr>
+          <w:rFonts w:ascii="Consolas" w:hAnsi="Consolas"/>
+          <w:color w:val="101010"/>
+          <w:sz w:val="18"/>
+        </w:rPr>
+        <w:t xml:space="preserve">            members = [c for c, l in zip(tree[-1], labels) if l == k]</w:t>
+      </w:r>
+    </w:p>
+    <w:p>
+      <w:pPr>
+        <w:spacing w:after="0" w:before="0"/>
+      </w:pPr>
+      <w:r>
+        <w:rPr>
+          <w:rFonts w:ascii="Consolas" w:hAnsi="Consolas"/>
+          <w:color w:val="101010"/>
+          <w:sz w:val="18"/>
+        </w:rPr>
+        <w:t xml:space="preserve">            parents.append({'text': summarize_cluster(</w:t>
+      </w:r>
+    </w:p>
+    <w:p>
+      <w:pPr>
+        <w:spacing w:after="0" w:before="0"/>
+      </w:pPr>
+      <w:r>
+        <w:rPr>
+          <w:rFonts w:ascii="Consolas" w:hAnsi="Consolas"/>
+          <w:color w:val="101010"/>
+          <w:sz w:val="18"/>
+        </w:rPr>
+        <w:t xml:space="preserve">                [m['text'] for m in members], llm), 'level': level + 1})</w:t>
+      </w:r>
+    </w:p>
+    <w:p>
+      <w:pPr>
+        <w:spacing w:after="0" w:before="0"/>
+      </w:pPr>
+      <w:r>
+        <w:rPr>
+          <w:rFonts w:ascii="Consolas" w:hAnsi="Consolas"/>
+          <w:color w:val="101010"/>
+          <w:sz w:val="18"/>
+        </w:rPr>
+        <w:t xml:space="preserve">        tree.append(parents)</w:t>
+      </w:r>
+    </w:p>
+    <w:p>
+      <w:pPr>
+        <w:spacing w:after="0" w:before="0"/>
+      </w:pPr>
+      <w:r>
+        <w:rPr>
+          <w:rFonts w:ascii="Consolas" w:hAnsi="Consolas"/>
+          <w:color w:val="101010"/>
+          <w:sz w:val="18"/>
+        </w:rPr>
+        <w:t xml:space="preserve">        if len(parents) &lt;= 2:</w:t>
+      </w:r>
+    </w:p>
+    <w:p>
+      <w:pPr>
+        <w:spacing w:after="0" w:before="0"/>
+      </w:pPr>
+      <w:r>
+        <w:rPr>
+          <w:rFonts w:ascii="Consolas" w:hAnsi="Consolas"/>
+          <w:color w:val="101010"/>
+          <w:sz w:val="18"/>
+        </w:rPr>
+        <w:t xml:space="preserve">            break</w:t>
+      </w:r>
+    </w:p>
+    <w:p>
+      <w:pPr>
+        <w:spacing w:after="0" w:before="0"/>
+      </w:pPr>
+      <w:r>
+        <w:rPr>
+          <w:rFonts w:ascii="Consolas" w:hAnsi="Consolas"/>
+          <w:color w:val="101010"/>
+          <w:sz w:val="18"/>
+        </w:rPr>
+        <w:t xml:space="preserve">    return [node for layer in tree for node in layer]  # collapsed tree</w:t>
+      </w:r>
+    </w:p>
+    <w:p>
+      <w:pPr>
+        <w:spacing w:after="0" w:before="0"/>
+      </w:pPr>
+      <w:r>
+        <w:rPr>
+          <w:rFonts w:ascii="Consolas" w:hAnsi="Consolas"/>
+          <w:color w:val="101010"/>
+          <w:sz w:val="18"/>
+        </w:rPr>
+        <w:t xml:space="preserve"> </w:t>
+      </w:r>
+    </w:p>
+    <w:p>
+      <w:r>
+        <w:rPr>
+          <w:b/>
+          <w:color w:val="1E2761"/>
+          <w:sz w:val="32"/>
+        </w:rPr>
+        <w:t>Verification Checks</w:t>
+      </w:r>
+    </w:p>
+    <w:p>
+      <w:r>
+        <w:rPr>
+          <w:color w:val="333333"/>
+          <w:sz w:val="22"/>
+        </w:rPr>
+        <w:t>Run these before submitting. Each check catches a frequent failure.</w:t>
+      </w:r>
+    </w:p>
+    <w:p>
+      <w:pPr>
+        <w:pStyle w:val="ListBullet"/>
+      </w:pPr>
+      <w:r>
+        <w:rPr>
+          <w:color w:val="333333"/>
+          <w:sz w:val="22"/>
+        </w:rPr>
+        <w:t>Each level has strictly fewer nodes than the level below it.</w:t>
+      </w:r>
+    </w:p>
+    <w:p>
+      <w:pPr>
+        <w:pStyle w:val="ListBullet"/>
+      </w:pPr>
+      <w:r>
+        <w:rPr>
+          <w:color w:val="333333"/>
+          <w:sz w:val="22"/>
+        </w:rPr>
+        <w:t>Cluster summaries preserve named entities (spot-check 5 clusters against member chunks).</w:t>
+      </w:r>
+    </w:p>
+    <w:p>
+      <w:pPr>
+        <w:pStyle w:val="ListBullet"/>
+      </w:pPr>
+      <w:r>
+        <w:rPr>
+          <w:color w:val="333333"/>
+          <w:sz w:val="22"/>
+        </w:rPr>
+        <w:t>The collapsed-tree index answers at least one multi-hop eval question that flat RAG misses.</w:t>
+      </w:r>
+    </w:p>
+    <w:p>
+      <w:pPr>
+        <w:pStyle w:val="ListBullet"/>
+      </w:pPr>
+      <w:r>
+        <w:rPr>
+          <w:color w:val="333333"/>
+          <w:sz w:val="22"/>
+        </w:rPr>
+        <w:t>Ingestion cost (LLM calls and tokens) is logged and reported per level.</w:t>
       </w:r>
     </w:p>
     <w:p>
@@ -518,6 +994,7 @@
       </w:r>
     </w:p>
     <w:sectPr>
+      <w:footerReference w:type="default" r:id="rId9"/>
       <w:pgSz w:w="12240" w:h="15840"/>
       <w:pgMar w:top="1152" w:right="1296" w:bottom="1152" w:left="1296" w:header="720" w:footer="720" w:gutter="0"/>
       <w:cols w:space="720"/>
@@ -525,6 +1002,25 @@
     </w:sectPr>
   </w:body>
 </w:document>
+</file>
+
+<file path=word/footer1.xml><?xml version="1.0" encoding="utf-8"?>
+<w:ftr xmlns:m="http://schemas.openxmlformats.org/officeDocument/2006/math" xmlns:mc="http://schemas.openxmlformats.org/markup-compatibility/2006" xmlns:mo="http://schemas.microsoft.com/office/mac/office/2008/main" xmlns:mv="urn:schemas-microsoft-com:mac:vml" xmlns:o="urn:schemas-microsoft-com:office:office" xmlns:r="http://schemas.openxmlformats.org/officeDocument/2006/relationships" xmlns:v="urn:schemas-microsoft-com:vml" xmlns:w10="urn:schemas-microsoft-com:office:word" xmlns:w14="http://schemas.microsoft.com/office/word/2010/wordml" xmlns:w="http://schemas.openxmlformats.org/wordprocessingml/2006/main" xmlns:wne="http://schemas.microsoft.com/office/word/2006/wordml" xmlns:wp14="http://schemas.microsoft.com/office/word/2010/wordprocessingDrawing" xmlns:wp="http://schemas.openxmlformats.org/drawingml/2006/wordprocessingDrawing" xmlns:wpc="http://schemas.microsoft.com/office/word/2010/wordprocessingCanvas" xmlns:wpg="http://schemas.microsoft.com/office/word/2010/wordprocessingGroup" xmlns:wpi="http://schemas.microsoft.com/office/word/2010/wordprocessingInk" xmlns:wps="http://schemas.microsoft.com/office/word/2010/wordprocessingShape" mc:Ignorable="w14 wp14">
+  <w:p>
+    <w:pPr>
+      <w:pStyle w:val="Footer"/>
+      <w:jc w:val="center"/>
+    </w:pPr>
+    <w:r>
+      <w:rPr>
+        <w:rFonts w:ascii="Calibri" w:hAnsi="Calibri"/>
+        <w:color w:val="333333"/>
+        <w:sz w:val="18"/>
+      </w:rPr>
+      <w:t>© 2026 Proxiant Academy | info@proxiant.com | proxiant.ai/training</w:t>
+    </w:r>
+  </w:p>
+</w:ftr>
 </file>
 
 <file path=word/numbering.xml><?xml version="1.0" encoding="utf-8"?>
